--- a/Science Books/QED Course/Lesson 06 Hamiltonian Mechanics.docx
+++ b/Science Books/QED Course/Lesson 06 Hamiltonian Mechanics.docx
@@ -584,8 +584,117 @@
       <m:oMathPara>
         <m:oMath>
           <m:r>
-            <m:t xml:space="preserve">H(q, p, t) = Σᵢ pᵢ q̇ᵢ − L(q, q̇, t),  with q̇ᵢ expressed through pᵢ = ∂L/∂q̇ᵢ</m:t>
+            <m:t xml:space="preserve">H</m:t>
           </m:r>
+          <m:d>
+            <m:dPr/>
+            <m:e>
+              <m:r>
+                <m:t xml:space="preserve">q</m:t>
+              </m:r>
+              <m:r>
+                <m:t xml:space="preserve">,</m:t>
+              </m:r>
+              <m:r>
+                <m:t xml:space="preserve">p</m:t>
+              </m:r>
+              <m:r>
+                <m:t xml:space="preserve">,</m:t>
+              </m:r>
+              <m:r>
+                <m:t xml:space="preserve">t</m:t>
+              </m:r>
+            </m:e>
+          </m:d>
+          <m:r>
+            <m:t xml:space="preserve">=</m:t>
+          </m:r>
+          <m:r>
+            <m:t xml:space="preserve">Σᵢ</m:t>
+          </m:r>
+          <m:r>
+            <m:t xml:space="preserve"> </m:t>
+          </m:r>
+          <m:r>
+            <m:t xml:space="preserve">pᵢ</m:t>
+          </m:r>
+          <m:r>
+            <m:t xml:space="preserve"> </m:t>
+          </m:r>
+          <m:r>
+            <m:t xml:space="preserve">q̇ᵢ</m:t>
+          </m:r>
+          <m:r>
+            <m:t xml:space="preserve">−</m:t>
+          </m:r>
+          <m:r>
+            <m:t xml:space="preserve">L</m:t>
+          </m:r>
+          <m:d>
+            <m:dPr/>
+            <m:e>
+              <m:r>
+                <m:t xml:space="preserve">q</m:t>
+              </m:r>
+              <m:r>
+                <m:t xml:space="preserve">,</m:t>
+              </m:r>
+              <m:r>
+                <m:t xml:space="preserve">q̇</m:t>
+              </m:r>
+              <m:r>
+                <m:t xml:space="preserve">,</m:t>
+              </m:r>
+              <m:r>
+                <m:t xml:space="preserve">t</m:t>
+              </m:r>
+            </m:e>
+          </m:d>
+          <m:r>
+            <m:t xml:space="preserve">,</m:t>
+          </m:r>
+          <m:r>
+            <m:t xml:space="preserve">with</m:t>
+          </m:r>
+          <m:r>
+            <m:t xml:space="preserve"> </m:t>
+          </m:r>
+          <m:r>
+            <m:t xml:space="preserve">q̇ᵢ</m:t>
+          </m:r>
+          <m:r>
+            <m:t xml:space="preserve"> </m:t>
+          </m:r>
+          <m:r>
+            <m:t xml:space="preserve">expressed</m:t>
+          </m:r>
+          <m:r>
+            <m:t xml:space="preserve"> </m:t>
+          </m:r>
+          <m:r>
+            <m:t xml:space="preserve">through</m:t>
+          </m:r>
+          <m:r>
+            <m:t xml:space="preserve"> </m:t>
+          </m:r>
+          <m:r>
+            <m:t xml:space="preserve">pᵢ</m:t>
+          </m:r>
+          <m:r>
+            <m:t xml:space="preserve">=</m:t>
+          </m:r>
+          <m:f>
+            <m:num>
+              <m:r>
+                <m:t xml:space="preserve">∂L</m:t>
+              </m:r>
+            </m:num>
+            <m:den>
+              <m:r>
+                <m:t xml:space="preserve">∂q̇ᵢ</m:t>
+              </m:r>
+            </m:den>
+          </m:f>
         </m:oMath>
       </m:oMathPara>
     </w:p>
@@ -615,8 +724,46 @@
       <m:oMathPara>
         <m:oMath>
           <m:r>
-            <m:t xml:space="preserve">H = p²/(2m) + V(q)</m:t>
+            <m:t xml:space="preserve">H</m:t>
           </m:r>
+          <m:r>
+            <m:t xml:space="preserve">=</m:t>
+          </m:r>
+          <m:f>
+            <m:num>
+              <m:sSup>
+                <m:e>
+                  <m:r>
+                    <m:t xml:space="preserve">p</m:t>
+                  </m:r>
+                </m:e>
+                <m:sup>
+                  <m:r>
+                    <m:t xml:space="preserve">2</m:t>
+                  </m:r>
+                </m:sup>
+              </m:sSup>
+            </m:num>
+            <m:den>
+              <m:r>
+                <m:t xml:space="preserve">2m</m:t>
+              </m:r>
+            </m:den>
+          </m:f>
+          <m:r>
+            <m:t xml:space="preserve">+</m:t>
+          </m:r>
+          <m:r>
+            <m:t xml:space="preserve">V</m:t>
+          </m:r>
+          <m:d>
+            <m:dPr/>
+            <m:e>
+              <m:r>
+                <m:t xml:space="preserve">q</m:t>
+              </m:r>
+            </m:e>
+          </m:d>
         </m:oMath>
       </m:oMathPara>
     </w:p>
@@ -667,7 +814,119 @@
       <m:oMathPara>
         <m:oMath>
           <m:r>
-            <m:t xml:space="preserve">dH = Σᵢ (q̇ᵢ dpᵢ + pᵢ dq̇ᵢ) − Σᵢ [(∂L/∂qᵢ) dqᵢ + (∂L/∂q̇ᵢ) dq̇ᵢ] − (∂L/∂t) dt</m:t>
+            <m:t xml:space="preserve">dH</m:t>
+          </m:r>
+          <m:r>
+            <m:t xml:space="preserve">=</m:t>
+          </m:r>
+          <m:r>
+            <m:t xml:space="preserve">Σᵢ</m:t>
+          </m:r>
+          <m:r>
+            <m:t xml:space="preserve"> </m:t>
+          </m:r>
+          <m:d>
+            <m:dPr/>
+            <m:e>
+              <m:r>
+                <m:t xml:space="preserve">q̇ᵢ</m:t>
+              </m:r>
+              <m:r>
+                <m:t xml:space="preserve"> </m:t>
+              </m:r>
+              <m:r>
+                <m:t xml:space="preserve">dpᵢ</m:t>
+              </m:r>
+              <m:r>
+                <m:t xml:space="preserve">+</m:t>
+              </m:r>
+              <m:r>
+                <m:t xml:space="preserve">pᵢ</m:t>
+              </m:r>
+              <m:r>
+                <m:t xml:space="preserve"> </m:t>
+              </m:r>
+              <m:r>
+                <m:t xml:space="preserve">dq̇ᵢ</m:t>
+              </m:r>
+            </m:e>
+          </m:d>
+          <m:r>
+            <m:t xml:space="preserve">−</m:t>
+          </m:r>
+          <m:r>
+            <m:t xml:space="preserve">Σᵢ</m:t>
+          </m:r>
+          <m:r>
+            <m:t xml:space="preserve"> </m:t>
+          </m:r>
+          <m:d>
+            <m:dPr>
+              <m:begChr m:val="["/>
+              <m:endChr m:val="]"/>
+            </m:dPr>
+            <m:e>
+              <m:f>
+                <m:num>
+                  <m:r>
+                    <m:t xml:space="preserve">∂L</m:t>
+                  </m:r>
+                </m:num>
+                <m:den>
+                  <m:r>
+                    <m:t xml:space="preserve">∂qᵢ</m:t>
+                  </m:r>
+                </m:den>
+              </m:f>
+              <m:r>
+                <m:t xml:space="preserve"> </m:t>
+              </m:r>
+              <m:r>
+                <m:t xml:space="preserve">dqᵢ</m:t>
+              </m:r>
+              <m:r>
+                <m:t xml:space="preserve">+</m:t>
+              </m:r>
+              <m:f>
+                <m:num>
+                  <m:r>
+                    <m:t xml:space="preserve">∂L</m:t>
+                  </m:r>
+                </m:num>
+                <m:den>
+                  <m:r>
+                    <m:t xml:space="preserve">∂q̇ᵢ</m:t>
+                  </m:r>
+                </m:den>
+              </m:f>
+              <m:r>
+                <m:t xml:space="preserve"> </m:t>
+              </m:r>
+              <m:r>
+                <m:t xml:space="preserve">dq̇ᵢ</m:t>
+              </m:r>
+            </m:e>
+          </m:d>
+          <m:r>
+            <m:t xml:space="preserve">−</m:t>
+          </m:r>
+          <m:f>
+            <m:num>
+              <m:r>
+                <m:t xml:space="preserve">∂L</m:t>
+              </m:r>
+            </m:num>
+            <m:den>
+              <m:r>
+                <m:t xml:space="preserve">∂t</m:t>
+              </m:r>
+            </m:den>
+          </m:f>
+          <m:r>
+            <m:t xml:space="preserve"> </m:t>
+          </m:r>
+          <m:r>
+            <m:t xml:space="preserve">dt</m:t>
           </m:r>
         </m:oMath>
       </m:oMathPara>
@@ -685,8 +944,80 @@
       <m:oMathPara>
         <m:oMath>
           <m:r>
-            <m:t xml:space="preserve">q̇ᵢ = ∂H/∂pᵢ,    ṗᵢ = −∂H/∂qᵢ,    ∂H/∂t = −∂L/∂t</m:t>
+            <m:t xml:space="preserve">q̇ᵢ</m:t>
           </m:r>
+          <m:r>
+            <m:t xml:space="preserve">=</m:t>
+          </m:r>
+          <m:f>
+            <m:num>
+              <m:r>
+                <m:t xml:space="preserve">∂H</m:t>
+              </m:r>
+            </m:num>
+            <m:den>
+              <m:r>
+                <m:t xml:space="preserve">∂pᵢ</m:t>
+              </m:r>
+            </m:den>
+          </m:f>
+          <m:r>
+            <m:t xml:space="preserve">,</m:t>
+          </m:r>
+          <m:r>
+            <m:t xml:space="preserve">ṗᵢ</m:t>
+          </m:r>
+          <m:r>
+            <m:t xml:space="preserve">=</m:t>
+          </m:r>
+          <m:r>
+            <m:t xml:space="preserve">−</m:t>
+          </m:r>
+          <m:f>
+            <m:num>
+              <m:r>
+                <m:t xml:space="preserve">∂H</m:t>
+              </m:r>
+            </m:num>
+            <m:den>
+              <m:r>
+                <m:t xml:space="preserve">∂qᵢ</m:t>
+              </m:r>
+            </m:den>
+          </m:f>
+          <m:r>
+            <m:t xml:space="preserve">,</m:t>
+          </m:r>
+          <m:f>
+            <m:num>
+              <m:r>
+                <m:t xml:space="preserve">∂H</m:t>
+              </m:r>
+            </m:num>
+            <m:den>
+              <m:r>
+                <m:t xml:space="preserve">∂t</m:t>
+              </m:r>
+            </m:den>
+          </m:f>
+          <m:r>
+            <m:t xml:space="preserve">=</m:t>
+          </m:r>
+          <m:r>
+            <m:t xml:space="preserve">−</m:t>
+          </m:r>
+          <m:f>
+            <m:num>
+              <m:r>
+                <m:t xml:space="preserve">∂L</m:t>
+              </m:r>
+            </m:num>
+            <m:den>
+              <m:r>
+                <m:t xml:space="preserve">∂t</m:t>
+              </m:r>
+            </m:den>
+          </m:f>
         </m:oMath>
       </m:oMathPara>
     </w:p>
@@ -763,8 +1094,87 @@
       <m:oMathPara>
         <m:oMath>
           <m:r>
-            <m:t xml:space="preserve">∮ p dq = π √(2E/(mω²)) √(2mE) = 2πE/ω</m:t>
+            <m:t xml:space="preserve">∮</m:t>
           </m:r>
+          <m:r>
+            <m:t xml:space="preserve"> </m:t>
+          </m:r>
+          <m:r>
+            <m:t xml:space="preserve">p</m:t>
+          </m:r>
+          <m:r>
+            <m:t xml:space="preserve"> </m:t>
+          </m:r>
+          <m:r>
+            <m:t xml:space="preserve">dq</m:t>
+          </m:r>
+          <m:r>
+            <m:t xml:space="preserve">=</m:t>
+          </m:r>
+          <m:r>
+            <m:t xml:space="preserve">π</m:t>
+          </m:r>
+          <m:r>
+            <m:t xml:space="preserve"> </m:t>
+          </m:r>
+          <m:r>
+            <m:t xml:space="preserve">√</m:t>
+          </m:r>
+          <m:d>
+            <m:dPr/>
+            <m:e>
+              <m:f>
+                <m:num>
+                  <m:r>
+                    <m:t xml:space="preserve">2E</m:t>
+                  </m:r>
+                </m:num>
+                <m:den>
+                  <m:sSup>
+                    <m:e>
+                      <m:r>
+                        <m:t xml:space="preserve">mω</m:t>
+                      </m:r>
+                    </m:e>
+                    <m:sup>
+                      <m:r>
+                        <m:t xml:space="preserve">2</m:t>
+                      </m:r>
+                    </m:sup>
+                  </m:sSup>
+                </m:den>
+              </m:f>
+            </m:e>
+          </m:d>
+          <m:r>
+            <m:t xml:space="preserve"> </m:t>
+          </m:r>
+          <m:r>
+            <m:t xml:space="preserve">√</m:t>
+          </m:r>
+          <m:d>
+            <m:dPr/>
+            <m:e>
+              <m:r>
+                <m:t xml:space="preserve">2mE</m:t>
+              </m:r>
+            </m:e>
+          </m:d>
+          <m:r>
+            <m:t xml:space="preserve">=</m:t>
+          </m:r>
+          <m:f>
+            <m:num>
+              <m:r>
+                <m:t xml:space="preserve">2πE</m:t>
+              </m:r>
+            </m:num>
+            <m:den>
+              <m:r>
+                <m:t xml:space="preserve">ω</m:t>
+              </m:r>
+            </m:den>
+          </m:f>
         </m:oMath>
       </m:oMathPara>
     </w:p>
@@ -794,7 +1204,119 @@
       <m:oMathPara>
         <m:oMath>
           <m:r>
-            <m:t xml:space="preserve">Σᵢ [∂q̇ᵢ/∂qᵢ + ∂ṗᵢ/∂pᵢ] = Σᵢ [∂²H/∂qᵢ∂pᵢ − ∂²H/∂pᵢ∂qᵢ] = 0</m:t>
+            <m:t xml:space="preserve">Σᵢ</m:t>
+          </m:r>
+          <m:r>
+            <m:t xml:space="preserve"> </m:t>
+          </m:r>
+          <m:d>
+            <m:dPr>
+              <m:begChr m:val="["/>
+              <m:endChr m:val="]"/>
+            </m:dPr>
+            <m:e>
+              <m:f>
+                <m:num>
+                  <m:r>
+                    <m:t xml:space="preserve">∂q̇ᵢ</m:t>
+                  </m:r>
+                </m:num>
+                <m:den>
+                  <m:r>
+                    <m:t xml:space="preserve">∂qᵢ</m:t>
+                  </m:r>
+                </m:den>
+              </m:f>
+              <m:r>
+                <m:t xml:space="preserve">+</m:t>
+              </m:r>
+              <m:f>
+                <m:num>
+                  <m:r>
+                    <m:t xml:space="preserve">∂ṗᵢ</m:t>
+                  </m:r>
+                </m:num>
+                <m:den>
+                  <m:r>
+                    <m:t xml:space="preserve">∂pᵢ</m:t>
+                  </m:r>
+                </m:den>
+              </m:f>
+            </m:e>
+          </m:d>
+          <m:r>
+            <m:t xml:space="preserve">=</m:t>
+          </m:r>
+          <m:r>
+            <m:t xml:space="preserve">Σᵢ</m:t>
+          </m:r>
+          <m:r>
+            <m:t xml:space="preserve"> </m:t>
+          </m:r>
+          <m:d>
+            <m:dPr>
+              <m:begChr m:val="["/>
+              <m:endChr m:val="]"/>
+            </m:dPr>
+            <m:e>
+              <m:f>
+                <m:num>
+                  <m:sSup>
+                    <m:e>
+                      <m:r>
+                        <m:t xml:space="preserve">∂</m:t>
+                      </m:r>
+                    </m:e>
+                    <m:sup>
+                      <m:r>
+                        <m:t xml:space="preserve">2</m:t>
+                      </m:r>
+                    </m:sup>
+                  </m:sSup>
+                  <m:r>
+                    <m:t xml:space="preserve">H</m:t>
+                  </m:r>
+                </m:num>
+                <m:den>
+                  <m:r>
+                    <m:t xml:space="preserve">∂qᵢ∂pᵢ</m:t>
+                  </m:r>
+                </m:den>
+              </m:f>
+              <m:r>
+                <m:t xml:space="preserve">−</m:t>
+              </m:r>
+              <m:f>
+                <m:num>
+                  <m:sSup>
+                    <m:e>
+                      <m:r>
+                        <m:t xml:space="preserve">∂</m:t>
+                      </m:r>
+                    </m:e>
+                    <m:sup>
+                      <m:r>
+                        <m:t xml:space="preserve">2</m:t>
+                      </m:r>
+                    </m:sup>
+                  </m:sSup>
+                  <m:r>
+                    <m:t xml:space="preserve">H</m:t>
+                  </m:r>
+                </m:num>
+                <m:den>
+                  <m:r>
+                    <m:t xml:space="preserve">∂pᵢ∂qᵢ</m:t>
+                  </m:r>
+                </m:den>
+              </m:f>
+            </m:e>
+          </m:d>
+          <m:r>
+            <m:t xml:space="preserve">=</m:t>
+          </m:r>
+          <m:r>
+            <m:t xml:space="preserve">0</m:t>
           </m:r>
         </m:oMath>
       </m:oMathPara>
@@ -846,8 +1368,98 @@
       <m:oMathPara>
         <m:oMath>
           <m:r>
-            <m:t xml:space="preserve">{f, g} = Σᵢ [ (∂f/∂qᵢ)(∂g/∂pᵢ) − (∂f/∂pᵢ)(∂g/∂qᵢ) ]</m:t>
+            <m:t xml:space="preserve">{</m:t>
           </m:r>
+          <m:r>
+            <m:t xml:space="preserve">f</m:t>
+          </m:r>
+          <m:r>
+            <m:t xml:space="preserve">,</m:t>
+          </m:r>
+          <m:r>
+            <m:t xml:space="preserve">g</m:t>
+          </m:r>
+          <m:r>
+            <m:t xml:space="preserve">}</m:t>
+          </m:r>
+          <m:r>
+            <m:t xml:space="preserve">=</m:t>
+          </m:r>
+          <m:r>
+            <m:t xml:space="preserve">Σᵢ</m:t>
+          </m:r>
+          <m:r>
+            <m:t xml:space="preserve"> </m:t>
+          </m:r>
+          <m:d>
+            <m:dPr>
+              <m:begChr m:val="["/>
+              <m:endChr m:val="]"/>
+            </m:dPr>
+            <m:e>
+              <m:f>
+                <m:num>
+                  <m:r>
+                    <m:t xml:space="preserve">∂f</m:t>
+                  </m:r>
+                </m:num>
+                <m:den>
+                  <m:r>
+                    <m:t xml:space="preserve">∂qᵢ</m:t>
+                  </m:r>
+                </m:den>
+              </m:f>
+              <m:d>
+                <m:dPr/>
+                <m:e>
+                  <m:f>
+                    <m:num>
+                      <m:r>
+                        <m:t xml:space="preserve">∂g</m:t>
+                      </m:r>
+                    </m:num>
+                    <m:den>
+                      <m:r>
+                        <m:t xml:space="preserve">∂pᵢ</m:t>
+                      </m:r>
+                    </m:den>
+                  </m:f>
+                </m:e>
+              </m:d>
+              <m:r>
+                <m:t xml:space="preserve">−</m:t>
+              </m:r>
+              <m:f>
+                <m:num>
+                  <m:r>
+                    <m:t xml:space="preserve">∂f</m:t>
+                  </m:r>
+                </m:num>
+                <m:den>
+                  <m:r>
+                    <m:t xml:space="preserve">∂pᵢ</m:t>
+                  </m:r>
+                </m:den>
+              </m:f>
+              <m:d>
+                <m:dPr/>
+                <m:e>
+                  <m:f>
+                    <m:num>
+                      <m:r>
+                        <m:t xml:space="preserve">∂g</m:t>
+                      </m:r>
+                    </m:num>
+                    <m:den>
+                      <m:r>
+                        <m:t xml:space="preserve">∂qᵢ</m:t>
+                      </m:r>
+                    </m:den>
+                  </m:f>
+                </m:e>
+              </m:d>
+            </m:e>
+          </m:d>
         </m:oMath>
       </m:oMathPara>
     </w:p>
@@ -864,7 +1476,73 @@
       <m:oMathPara>
         <m:oMath>
           <m:r>
-            <m:t xml:space="preserve">{qᵢ, qⱼ} = 0,    {pᵢ, pⱼ} = 0,    {qᵢ, pⱼ} = δᵢⱼ</m:t>
+            <m:t xml:space="preserve">{</m:t>
+          </m:r>
+          <m:r>
+            <m:t xml:space="preserve">qᵢ</m:t>
+          </m:r>
+          <m:r>
+            <m:t xml:space="preserve">,</m:t>
+          </m:r>
+          <m:r>
+            <m:t xml:space="preserve">qⱼ</m:t>
+          </m:r>
+          <m:r>
+            <m:t xml:space="preserve">}</m:t>
+          </m:r>
+          <m:r>
+            <m:t xml:space="preserve">=</m:t>
+          </m:r>
+          <m:r>
+            <m:t xml:space="preserve">0</m:t>
+          </m:r>
+          <m:r>
+            <m:t xml:space="preserve">,</m:t>
+          </m:r>
+          <m:r>
+            <m:t xml:space="preserve">{</m:t>
+          </m:r>
+          <m:r>
+            <m:t xml:space="preserve">pᵢ</m:t>
+          </m:r>
+          <m:r>
+            <m:t xml:space="preserve">,</m:t>
+          </m:r>
+          <m:r>
+            <m:t xml:space="preserve">pⱼ</m:t>
+          </m:r>
+          <m:r>
+            <m:t xml:space="preserve">}</m:t>
+          </m:r>
+          <m:r>
+            <m:t xml:space="preserve">=</m:t>
+          </m:r>
+          <m:r>
+            <m:t xml:space="preserve">0</m:t>
+          </m:r>
+          <m:r>
+            <m:t xml:space="preserve">,</m:t>
+          </m:r>
+          <m:r>
+            <m:t xml:space="preserve">{</m:t>
+          </m:r>
+          <m:r>
+            <m:t xml:space="preserve">qᵢ</m:t>
+          </m:r>
+          <m:r>
+            <m:t xml:space="preserve">,</m:t>
+          </m:r>
+          <m:r>
+            <m:t xml:space="preserve">pⱼ</m:t>
+          </m:r>
+          <m:r>
+            <m:t xml:space="preserve">}</m:t>
+          </m:r>
+          <m:r>
+            <m:t xml:space="preserve">=</m:t>
+          </m:r>
+          <m:r>
+            <m:t xml:space="preserve">δᵢⱼ</m:t>
           </m:r>
         </m:oMath>
       </m:oMathPara>
@@ -889,9 +1567,122 @@
       </w:pPr>
       <m:oMathPara>
         <m:oMath>
+          <m:f>
+            <m:num>
+              <m:r>
+                <m:t xml:space="preserve">df</m:t>
+              </m:r>
+            </m:num>
+            <m:den>
+              <m:r>
+                <m:t xml:space="preserve">dt</m:t>
+              </m:r>
+            </m:den>
+          </m:f>
           <m:r>
-            <m:t xml:space="preserve">df/dt = Σᵢ [(∂f/∂qᵢ) q̇ᵢ + (∂f/∂pᵢ) ṗᵢ] + ∂f/∂t = {f, H} + ∂f/∂t</m:t>
+            <m:t xml:space="preserve">=</m:t>
           </m:r>
+          <m:r>
+            <m:t xml:space="preserve">Σᵢ</m:t>
+          </m:r>
+          <m:r>
+            <m:t xml:space="preserve"> </m:t>
+          </m:r>
+          <m:d>
+            <m:dPr>
+              <m:begChr m:val="["/>
+              <m:endChr m:val="]"/>
+            </m:dPr>
+            <m:e>
+              <m:f>
+                <m:num>
+                  <m:r>
+                    <m:t xml:space="preserve">∂f</m:t>
+                  </m:r>
+                </m:num>
+                <m:den>
+                  <m:r>
+                    <m:t xml:space="preserve">∂qᵢ</m:t>
+                  </m:r>
+                </m:den>
+              </m:f>
+              <m:r>
+                <m:t xml:space="preserve"> </m:t>
+              </m:r>
+              <m:r>
+                <m:t xml:space="preserve">q̇ᵢ</m:t>
+              </m:r>
+              <m:r>
+                <m:t xml:space="preserve">+</m:t>
+              </m:r>
+              <m:f>
+                <m:num>
+                  <m:r>
+                    <m:t xml:space="preserve">∂f</m:t>
+                  </m:r>
+                </m:num>
+                <m:den>
+                  <m:r>
+                    <m:t xml:space="preserve">∂pᵢ</m:t>
+                  </m:r>
+                </m:den>
+              </m:f>
+              <m:r>
+                <m:t xml:space="preserve"> </m:t>
+              </m:r>
+              <m:r>
+                <m:t xml:space="preserve">ṗᵢ</m:t>
+              </m:r>
+            </m:e>
+          </m:d>
+          <m:r>
+            <m:t xml:space="preserve">+</m:t>
+          </m:r>
+          <m:f>
+            <m:num>
+              <m:r>
+                <m:t xml:space="preserve">∂f</m:t>
+              </m:r>
+            </m:num>
+            <m:den>
+              <m:r>
+                <m:t xml:space="preserve">∂t</m:t>
+              </m:r>
+            </m:den>
+          </m:f>
+          <m:r>
+            <m:t xml:space="preserve">=</m:t>
+          </m:r>
+          <m:r>
+            <m:t xml:space="preserve">{</m:t>
+          </m:r>
+          <m:r>
+            <m:t xml:space="preserve">f</m:t>
+          </m:r>
+          <m:r>
+            <m:t xml:space="preserve">,</m:t>
+          </m:r>
+          <m:r>
+            <m:t xml:space="preserve">H</m:t>
+          </m:r>
+          <m:r>
+            <m:t xml:space="preserve">}</m:t>
+          </m:r>
+          <m:r>
+            <m:t xml:space="preserve">+</m:t>
+          </m:r>
+          <m:f>
+            <m:num>
+              <m:r>
+                <m:t xml:space="preserve">∂f</m:t>
+              </m:r>
+            </m:num>
+            <m:den>
+              <m:r>
+                <m:t xml:space="preserve">∂t</m:t>
+              </m:r>
+            </m:den>
+          </m:f>
         </m:oMath>
       </m:oMathPara>
     </w:p>
@@ -1142,7 +1933,64 @@
       <m:oMathPara>
         <m:oMath>
           <m:r>
-            <m:t xml:space="preserve">{Lᵢ, Lⱼ} = εᵢⱼₖ Lₖ,    {L², Lᵢ} = 0</m:t>
+            <m:t xml:space="preserve">{</m:t>
+          </m:r>
+          <m:r>
+            <m:t xml:space="preserve">Lᵢ</m:t>
+          </m:r>
+          <m:r>
+            <m:t xml:space="preserve">,</m:t>
+          </m:r>
+          <m:r>
+            <m:t xml:space="preserve">Lⱼ</m:t>
+          </m:r>
+          <m:r>
+            <m:t xml:space="preserve">}</m:t>
+          </m:r>
+          <m:r>
+            <m:t xml:space="preserve">=</m:t>
+          </m:r>
+          <m:r>
+            <m:t xml:space="preserve">εᵢⱼₖ</m:t>
+          </m:r>
+          <m:r>
+            <m:t xml:space="preserve"> </m:t>
+          </m:r>
+          <m:r>
+            <m:t xml:space="preserve">Lₖ</m:t>
+          </m:r>
+          <m:r>
+            <m:t xml:space="preserve">,</m:t>
+          </m:r>
+          <m:r>
+            <m:t xml:space="preserve">{</m:t>
+          </m:r>
+          <m:sSup>
+            <m:e>
+              <m:r>
+                <m:t xml:space="preserve">L</m:t>
+              </m:r>
+            </m:e>
+            <m:sup>
+              <m:r>
+                <m:t xml:space="preserve">2</m:t>
+              </m:r>
+            </m:sup>
+          </m:sSup>
+          <m:r>
+            <m:t xml:space="preserve">,</m:t>
+          </m:r>
+          <m:r>
+            <m:t xml:space="preserve">Lᵢ</m:t>
+          </m:r>
+          <m:r>
+            <m:t xml:space="preserve">}</m:t>
+          </m:r>
+          <m:r>
+            <m:t xml:space="preserve">=</m:t>
+          </m:r>
+          <m:r>
+            <m:t xml:space="preserve">0</m:t>
           </m:r>
         </m:oMath>
       </m:oMathPara>
@@ -1207,8 +2055,132 @@
       <m:oMathPara>
         <m:oMath>
           <m:r>
-            <m:t xml:space="preserve">a = (m ω q + i p)/√(2 m ω),    a* = (m ω q − i p)/√(2 m ω)</m:t>
+            <m:t xml:space="preserve">a</m:t>
           </m:r>
+          <m:r>
+            <m:t xml:space="preserve">=</m:t>
+          </m:r>
+          <m:f>
+            <m:num>
+              <m:r>
+                <m:t xml:space="preserve">m</m:t>
+              </m:r>
+              <m:r>
+                <m:t xml:space="preserve"> </m:t>
+              </m:r>
+              <m:r>
+                <m:t xml:space="preserve">ω</m:t>
+              </m:r>
+              <m:r>
+                <m:t xml:space="preserve"> </m:t>
+              </m:r>
+              <m:r>
+                <m:t xml:space="preserve">q</m:t>
+              </m:r>
+              <m:r>
+                <m:t xml:space="preserve">+</m:t>
+              </m:r>
+              <m:r>
+                <m:t xml:space="preserve">i</m:t>
+              </m:r>
+              <m:r>
+                <m:t xml:space="preserve"> </m:t>
+              </m:r>
+              <m:r>
+                <m:t xml:space="preserve">p</m:t>
+              </m:r>
+            </m:num>
+            <m:den>
+              <m:r>
+                <m:t xml:space="preserve">√</m:t>
+              </m:r>
+              <m:d>
+                <m:dPr/>
+                <m:e>
+                  <m:r>
+                    <m:t xml:space="preserve">2</m:t>
+                  </m:r>
+                  <m:r>
+                    <m:t xml:space="preserve"> </m:t>
+                  </m:r>
+                  <m:r>
+                    <m:t xml:space="preserve">m</m:t>
+                  </m:r>
+                  <m:r>
+                    <m:t xml:space="preserve"> </m:t>
+                  </m:r>
+                  <m:r>
+                    <m:t xml:space="preserve">ω</m:t>
+                  </m:r>
+                </m:e>
+              </m:d>
+            </m:den>
+          </m:f>
+          <m:r>
+            <m:t xml:space="preserve">,</m:t>
+          </m:r>
+          <m:r>
+            <m:t xml:space="preserve">a*</m:t>
+          </m:r>
+          <m:r>
+            <m:t xml:space="preserve">=</m:t>
+          </m:r>
+          <m:f>
+            <m:num>
+              <m:r>
+                <m:t xml:space="preserve">m</m:t>
+              </m:r>
+              <m:r>
+                <m:t xml:space="preserve"> </m:t>
+              </m:r>
+              <m:r>
+                <m:t xml:space="preserve">ω</m:t>
+              </m:r>
+              <m:r>
+                <m:t xml:space="preserve"> </m:t>
+              </m:r>
+              <m:r>
+                <m:t xml:space="preserve">q</m:t>
+              </m:r>
+              <m:r>
+                <m:t xml:space="preserve">−</m:t>
+              </m:r>
+              <m:r>
+                <m:t xml:space="preserve">i</m:t>
+              </m:r>
+              <m:r>
+                <m:t xml:space="preserve"> </m:t>
+              </m:r>
+              <m:r>
+                <m:t xml:space="preserve">p</m:t>
+              </m:r>
+            </m:num>
+            <m:den>
+              <m:r>
+                <m:t xml:space="preserve">√</m:t>
+              </m:r>
+              <m:d>
+                <m:dPr/>
+                <m:e>
+                  <m:r>
+                    <m:t xml:space="preserve">2</m:t>
+                  </m:r>
+                  <m:r>
+                    <m:t xml:space="preserve"> </m:t>
+                  </m:r>
+                  <m:r>
+                    <m:t xml:space="preserve">m</m:t>
+                  </m:r>
+                  <m:r>
+                    <m:t xml:space="preserve"> </m:t>
+                  </m:r>
+                  <m:r>
+                    <m:t xml:space="preserve">ω</m:t>
+                  </m:r>
+                </m:e>
+              </m:d>
+            </m:den>
+          </m:f>
         </m:oMath>
       </m:oMathPara>
     </w:p>
@@ -1234,7 +2206,52 @@
       <m:oMathPara>
         <m:oMath>
           <m:r>
-            <m:t xml:space="preserve">H = ω a* a,    {a, a*} = −i</m:t>
+            <m:t xml:space="preserve">H</m:t>
+          </m:r>
+          <m:r>
+            <m:t xml:space="preserve">=</m:t>
+          </m:r>
+          <m:r>
+            <m:t xml:space="preserve">ω</m:t>
+          </m:r>
+          <m:r>
+            <m:t xml:space="preserve"> </m:t>
+          </m:r>
+          <m:r>
+            <m:t xml:space="preserve">a*</m:t>
+          </m:r>
+          <m:r>
+            <m:t xml:space="preserve"> </m:t>
+          </m:r>
+          <m:r>
+            <m:t xml:space="preserve">a</m:t>
+          </m:r>
+          <m:r>
+            <m:t xml:space="preserve">,</m:t>
+          </m:r>
+          <m:r>
+            <m:t xml:space="preserve">{</m:t>
+          </m:r>
+          <m:r>
+            <m:t xml:space="preserve">a</m:t>
+          </m:r>
+          <m:r>
+            <m:t xml:space="preserve">,</m:t>
+          </m:r>
+          <m:r>
+            <m:t xml:space="preserve">a*</m:t>
+          </m:r>
+          <m:r>
+            <m:t xml:space="preserve">}</m:t>
+          </m:r>
+          <m:r>
+            <m:t xml:space="preserve">=</m:t>
+          </m:r>
+          <m:r>
+            <m:t xml:space="preserve">−</m:t>
+          </m:r>
+          <m:r>
+            <m:t xml:space="preserve">i</m:t>
           </m:r>
         </m:oMath>
       </m:oMathPara>
@@ -1312,7 +2329,48 @@
       <m:oMathPara>
         <m:oMath>
           <m:r>
-            <m:t xml:space="preserve">H = (p − qA)² / (2m) + qφ</m:t>
+            <m:t xml:space="preserve">H</m:t>
+          </m:r>
+          <m:r>
+            <m:t xml:space="preserve">=</m:t>
+          </m:r>
+          <m:f>
+            <m:num>
+              <m:sSup>
+                <m:e>
+                  <m:d>
+                    <m:dPr/>
+                    <m:e>
+                      <m:r>
+                        <m:t xml:space="preserve">p</m:t>
+                      </m:r>
+                      <m:r>
+                        <m:t xml:space="preserve">−</m:t>
+                      </m:r>
+                      <m:r>
+                        <m:t xml:space="preserve">qA</m:t>
+                      </m:r>
+                    </m:e>
+                  </m:d>
+                </m:e>
+                <m:sup>
+                  <m:r>
+                    <m:t xml:space="preserve">2</m:t>
+                  </m:r>
+                </m:sup>
+              </m:sSup>
+            </m:num>
+            <m:den>
+              <m:r>
+                <m:t xml:space="preserve">2m</m:t>
+              </m:r>
+            </m:den>
+          </m:f>
+          <m:r>
+            <m:t xml:space="preserve">+</m:t>
+          </m:r>
+          <m:r>
+            <m:t xml:space="preserve">qφ</m:t>
           </m:r>
         </m:oMath>
       </m:oMathPara>
@@ -1343,7 +2401,62 @@
       <m:oMathPara>
         <m:oMath>
           <m:r>
-            <m:t xml:space="preserve">H = √((p − qA)² + m²) + qφ</m:t>
+            <m:t xml:space="preserve">H</m:t>
+          </m:r>
+          <m:r>
+            <m:t xml:space="preserve">=</m:t>
+          </m:r>
+          <m:r>
+            <m:t xml:space="preserve">√</m:t>
+          </m:r>
+          <m:d>
+            <m:dPr/>
+            <m:e>
+              <m:sSup>
+                <m:e>
+                  <m:d>
+                    <m:dPr/>
+                    <m:e>
+                      <m:r>
+                        <m:t xml:space="preserve">p</m:t>
+                      </m:r>
+                      <m:r>
+                        <m:t xml:space="preserve">−</m:t>
+                      </m:r>
+                      <m:r>
+                        <m:t xml:space="preserve">qA</m:t>
+                      </m:r>
+                    </m:e>
+                  </m:d>
+                </m:e>
+                <m:sup>
+                  <m:r>
+                    <m:t xml:space="preserve">2</m:t>
+                  </m:r>
+                </m:sup>
+              </m:sSup>
+              <m:r>
+                <m:t xml:space="preserve">+</m:t>
+              </m:r>
+              <m:sSup>
+                <m:e>
+                  <m:r>
+                    <m:t xml:space="preserve">m</m:t>
+                  </m:r>
+                </m:e>
+                <m:sup>
+                  <m:r>
+                    <m:t xml:space="preserve">2</m:t>
+                  </m:r>
+                </m:sup>
+              </m:sSup>
+            </m:e>
+          </m:d>
+          <m:r>
+            <m:t xml:space="preserve">+</m:t>
+          </m:r>
+          <m:r>
+            <m:t xml:space="preserve">qφ</m:t>
           </m:r>
         </m:oMath>
       </m:oMathPara>
@@ -1361,8 +2474,95 @@
       <m:oMathPara>
         <m:oMath>
           <m:r>
-            <m:t xml:space="preserve">p → p − qA,    H → H − qφ,  that is  p^μ → p^μ − qA^μ</m:t>
+            <m:t xml:space="preserve">p</m:t>
           </m:r>
+          <m:r>
+            <m:t xml:space="preserve">→</m:t>
+          </m:r>
+          <m:r>
+            <m:t xml:space="preserve">p</m:t>
+          </m:r>
+          <m:r>
+            <m:t xml:space="preserve">−</m:t>
+          </m:r>
+          <m:r>
+            <m:t xml:space="preserve">qA</m:t>
+          </m:r>
+          <m:r>
+            <m:t xml:space="preserve">,</m:t>
+          </m:r>
+          <m:r>
+            <m:t xml:space="preserve">H</m:t>
+          </m:r>
+          <m:r>
+            <m:t xml:space="preserve">→</m:t>
+          </m:r>
+          <m:r>
+            <m:t xml:space="preserve">H</m:t>
+          </m:r>
+          <m:r>
+            <m:t xml:space="preserve">−</m:t>
+          </m:r>
+          <m:r>
+            <m:t xml:space="preserve">qφ</m:t>
+          </m:r>
+          <m:r>
+            <m:t xml:space="preserve">,</m:t>
+          </m:r>
+          <m:r>
+            <m:t xml:space="preserve">that</m:t>
+          </m:r>
+          <m:r>
+            <m:t xml:space="preserve"> </m:t>
+          </m:r>
+          <m:r>
+            <m:t xml:space="preserve">is</m:t>
+          </m:r>
+          <m:r>
+            <m:t xml:space="preserve"> </m:t>
+          </m:r>
+          <m:sSup>
+            <m:e>
+              <m:r>
+                <m:t xml:space="preserve">p</m:t>
+              </m:r>
+            </m:e>
+            <m:sup>
+              <m:r>
+                <m:t xml:space="preserve">μ</m:t>
+              </m:r>
+            </m:sup>
+          </m:sSup>
+          <m:r>
+            <m:t xml:space="preserve">→</m:t>
+          </m:r>
+          <m:sSup>
+            <m:e>
+              <m:r>
+                <m:t xml:space="preserve">p</m:t>
+              </m:r>
+            </m:e>
+            <m:sup>
+              <m:r>
+                <m:t xml:space="preserve">μ</m:t>
+              </m:r>
+            </m:sup>
+          </m:sSup>
+          <m:r>
+            <m:t xml:space="preserve">−</m:t>
+          </m:r>
+          <m:sSup>
+            <m:e>
+              <m:r>
+                <m:t xml:space="preserve">qA</m:t>
+              </m:r>
+            </m:e>
+            <m:sup>
+              <m:r>
+                <m:t xml:space="preserve">μ</m:t>
+              </m:r>
+            </m:sup>
+          </m:sSup>
         </m:oMath>
       </m:oMathPara>
     </w:p>
@@ -1413,7 +2613,122 @@
       <m:oMathPara>
         <m:oMath>
           <m:r>
-            <m:t xml:space="preserve">{f, g} → (1/iℏ) [f̂, ĝ],    so that  {q, p} = 1  becomes  [q̂, p̂] = iℏ</m:t>
+            <m:t xml:space="preserve">{</m:t>
+          </m:r>
+          <m:r>
+            <m:t xml:space="preserve">f</m:t>
+          </m:r>
+          <m:r>
+            <m:t xml:space="preserve">,</m:t>
+          </m:r>
+          <m:r>
+            <m:t xml:space="preserve">g</m:t>
+          </m:r>
+          <m:r>
+            <m:t xml:space="preserve">}</m:t>
+          </m:r>
+          <m:r>
+            <m:t xml:space="preserve">→</m:t>
+          </m:r>
+          <m:f>
+            <m:num>
+              <m:r>
+                <m:t xml:space="preserve">1</m:t>
+              </m:r>
+            </m:num>
+            <m:den>
+              <m:r>
+                <m:t xml:space="preserve">iℏ</m:t>
+              </m:r>
+            </m:den>
+          </m:f>
+          <m:r>
+            <m:t xml:space="preserve"> </m:t>
+          </m:r>
+          <m:d>
+            <m:dPr>
+              <m:begChr m:val="["/>
+              <m:endChr m:val="]"/>
+            </m:dPr>
+            <m:e>
+              <m:r>
+                <m:t xml:space="preserve">f̂</m:t>
+              </m:r>
+              <m:r>
+                <m:t xml:space="preserve">,</m:t>
+              </m:r>
+              <m:r>
+                <m:t xml:space="preserve">ĝ</m:t>
+              </m:r>
+            </m:e>
+          </m:d>
+          <m:r>
+            <m:t xml:space="preserve">,</m:t>
+          </m:r>
+          <m:r>
+            <m:t xml:space="preserve">so</m:t>
+          </m:r>
+          <m:r>
+            <m:t xml:space="preserve"> </m:t>
+          </m:r>
+          <m:r>
+            <m:t xml:space="preserve">that</m:t>
+          </m:r>
+          <m:r>
+            <m:t xml:space="preserve"> </m:t>
+          </m:r>
+          <m:r>
+            <m:t xml:space="preserve">{</m:t>
+          </m:r>
+          <m:r>
+            <m:t xml:space="preserve">q</m:t>
+          </m:r>
+          <m:r>
+            <m:t xml:space="preserve">,</m:t>
+          </m:r>
+          <m:r>
+            <m:t xml:space="preserve">p</m:t>
+          </m:r>
+          <m:r>
+            <m:t xml:space="preserve">}</m:t>
+          </m:r>
+          <m:r>
+            <m:t xml:space="preserve">=</m:t>
+          </m:r>
+          <m:r>
+            <m:t xml:space="preserve">1</m:t>
+          </m:r>
+          <m:r>
+            <m:t xml:space="preserve"> </m:t>
+          </m:r>
+          <m:r>
+            <m:t xml:space="preserve">becomes</m:t>
+          </m:r>
+          <m:r>
+            <m:t xml:space="preserve"> </m:t>
+          </m:r>
+          <m:d>
+            <m:dPr>
+              <m:begChr m:val="["/>
+              <m:endChr m:val="]"/>
+            </m:dPr>
+            <m:e>
+              <m:r>
+                <m:t xml:space="preserve">q̂</m:t>
+              </m:r>
+              <m:r>
+                <m:t xml:space="preserve">,</m:t>
+              </m:r>
+              <m:r>
+                <m:t xml:space="preserve">p̂</m:t>
+              </m:r>
+            </m:e>
+          </m:d>
+          <m:r>
+            <m:t xml:space="preserve">=</m:t>
+          </m:r>
+          <m:r>
+            <m:t xml:space="preserve">iℏ</m:t>
           </m:r>
         </m:oMath>
       </m:oMathPara>
